--- a/RAPOR/MuhasebePlus_Final_Raporu.docx
+++ b/RAPOR/MuhasebePlus_Final_Raporu.docx
@@ -3018,7 +3018,7 @@
     </w:p>
     <w:p>
       <w:r>
-        <w:t>Banka &amp; kasa modülü; banka hesapları, işlemler, ekstre ve banka mutabakatını (reconciliation) kapsar. Mutabakat servisi, ekstre satırlarını sistemdeki işlemlerle tutar ve tarih toleransına göre eşleştirir, eşleşmeyenleri ayrı bir kovada toplar ve manuel eşleştirmeye izin verir. Çek-senet modülü bir çek portföyü yönetir; tahsil, ciro ve karşılıksız (bounce) gibi hareketleri izler ve vade hatırlatmaları üretir. Sabit kıymet modülü, doğrusal amortisman planı hesaplar, ilk dönem kısmi yılı dikkate alır ve amortisman için otomatik yevmiye kaydı (257/770 hesapları) oluşturur. Bütçe modülü ise kategori bazlı bütçe-gerçekleşme takibi sağlar.</w:t>
+        <w:t>Banka &amp; kasa modülü; banka hesapları, işlemler, ekstre ve banka mutabakatını (reconciliation) kapsar. Mutabakat servisi, ekstre satırlarını sistemdeki işlemlerle tutar ve tarih toleransına göre eşleştirir, eşleşmeyenleri ayrı bir kovada toplar ve manuel eşleştirmeye izin verir. Çek-senet modülü bir çek portföyü yönetir; tahsil, ciro ve karşılıksız (bounce) gibi hareketleri izler ve vade hatırlatmaları üretir. Sabit kıymet modülü; her kategori için doğrusal (normal) veya azalan bakiyeler amortisman yöntemini destekler. Aylık çalıştırmada doğrusal yöntemde (maliyet − hurda değeri) faydalı ömre bölünerek sabit aylık tutar, azalan bakiyeler yönteminde ise net defter değeri üzerinden aylık tutar hesaplanır; net defter değeri hurda değerinin altına inmeyecek biçimde son taksit kırpılır. Her dönem için kayıt yalnızca bir kez üretilir (idempotent) ve amortisman için otomatik yevmiye kaydı (borç 770 Genel Yönetim Giderleri / alacak 257 Birikmiş Amortismanlar) oluşturulur. Bütçe modülü ise kategori bazlı bütçe-gerçekleşme takibi sağlar.</w:t>
       </w:r>
     </w:p>
     <w:p>
